--- a/Word/17-gobernanza-comite-grupo-tecnico.docx
+++ b/Word/17-gobernanza-comite-grupo-tecnico.docx
@@ -101,9 +101,9 @@
         <w:tblLook w:firstColumn="1" w:firstRow="1" w:lastColumn="0" w:lastRow="0" w:noHBand="0" w:noVBand="1" w:val="04A0"/>
       </w:tblPr>
       <w:tblGrid>
-        <w:gridCol w:w="3086"/>
-        <w:gridCol w:w="3429"/>
-        <w:gridCol w:w="3115"/>
+        <w:gridCol w:w="2867"/>
+        <w:gridCol w:w="3881"/>
+        <w:gridCol w:w="2882"/>
       </w:tblGrid>
       <w:tr>
         <w:trPr>
@@ -112,7 +112,7 @@
         </w:trPr>
         <w:tc>
           <w:tcPr>
-            <w:tcW w:w="3086" w:type="dxa"/>
+            <w:tcW w:w="2867" w:type="dxa"/>
             <w:shd w:val="clear" w:color="auto" w:fill="ECECEC"/>
           </w:tcPr>
           <w:p>
@@ -131,7 +131,7 @@
         </w:tc>
         <w:tc>
           <w:tcPr>
-            <w:tcW w:w="3429" w:type="dxa"/>
+            <w:tcW w:w="3881" w:type="dxa"/>
             <w:shd w:val="clear" w:color="auto" w:fill="ECECEC"/>
           </w:tcPr>
           <w:p>
@@ -150,7 +150,7 @@
         </w:tc>
         <w:tc>
           <w:tcPr>
-            <w:tcW w:w="3115" w:type="dxa"/>
+            <w:tcW w:w="2882" w:type="dxa"/>
             <w:shd w:val="clear" w:color="auto" w:fill="ECECEC"/>
           </w:tcPr>
           <w:p>
@@ -171,7 +171,7 @@
       <w:tr>
         <w:tc>
           <w:tcPr>
-            <w:tcW w:w="3086" w:type="dxa"/>
+            <w:tcW w:w="2867" w:type="dxa"/>
           </w:tcPr>
           <w:p>
             <w:pPr>
@@ -188,7 +188,7 @@
         </w:tc>
         <w:tc>
           <w:tcPr>
-            <w:tcW w:w="3429" w:type="dxa"/>
+            <w:tcW w:w="3881" w:type="dxa"/>
           </w:tcPr>
           <w:p>
             <w:pPr>
@@ -205,7 +205,7 @@
         </w:tc>
         <w:tc>
           <w:tcPr>
-            <w:tcW w:w="3115" w:type="dxa"/>
+            <w:tcW w:w="2882" w:type="dxa"/>
           </w:tcPr>
           <w:p>
             <w:pPr>
@@ -224,7 +224,7 @@
       <w:tr>
         <w:tc>
           <w:tcPr>
-            <w:tcW w:w="3086" w:type="dxa"/>
+            <w:tcW w:w="2867" w:type="dxa"/>
           </w:tcPr>
           <w:p>
             <w:pPr>
@@ -241,7 +241,7 @@
         </w:tc>
         <w:tc>
           <w:tcPr>
-            <w:tcW w:w="3429" w:type="dxa"/>
+            <w:tcW w:w="3881" w:type="dxa"/>
           </w:tcPr>
           <w:p>
             <w:pPr>
@@ -258,7 +258,7 @@
         </w:tc>
         <w:tc>
           <w:tcPr>
-            <w:tcW w:w="3115" w:type="dxa"/>
+            <w:tcW w:w="2882" w:type="dxa"/>
           </w:tcPr>
           <w:p>
             <w:pPr>
@@ -277,7 +277,7 @@
       <w:tr>
         <w:tc>
           <w:tcPr>
-            <w:tcW w:w="3086" w:type="dxa"/>
+            <w:tcW w:w="2867" w:type="dxa"/>
           </w:tcPr>
           <w:p>
             <w:pPr>
@@ -294,7 +294,7 @@
         </w:tc>
         <w:tc>
           <w:tcPr>
-            <w:tcW w:w="3429" w:type="dxa"/>
+            <w:tcW w:w="3881" w:type="dxa"/>
           </w:tcPr>
           <w:p>
             <w:pPr>
@@ -311,7 +311,7 @@
         </w:tc>
         <w:tc>
           <w:tcPr>
-            <w:tcW w:w="3115" w:type="dxa"/>
+            <w:tcW w:w="2882" w:type="dxa"/>
           </w:tcPr>
           <w:p>
             <w:pPr>
@@ -444,9 +444,9 @@
         <w:tblLook w:firstColumn="1" w:firstRow="1" w:lastColumn="0" w:lastRow="0" w:noHBand="0" w:noVBand="1" w:val="04A0"/>
       </w:tblPr>
       <w:tblGrid>
-        <w:gridCol w:w="3080"/>
-        <w:gridCol w:w="3891"/>
-        <w:gridCol w:w="2659"/>
+        <w:gridCol w:w="3051"/>
+        <w:gridCol w:w="3679"/>
+        <w:gridCol w:w="2901"/>
       </w:tblGrid>
       <w:tr>
         <w:trPr>
@@ -455,7 +455,7 @@
         </w:trPr>
         <w:tc>
           <w:tcPr>
-            <w:tcW w:w="3080" w:type="dxa"/>
+            <w:tcW w:w="3051" w:type="dxa"/>
             <w:shd w:val="clear" w:color="auto" w:fill="ECECEC"/>
           </w:tcPr>
           <w:p>
@@ -474,7 +474,7 @@
         </w:tc>
         <w:tc>
           <w:tcPr>
-            <w:tcW w:w="3891" w:type="dxa"/>
+            <w:tcW w:w="3679" w:type="dxa"/>
             <w:shd w:val="clear" w:color="auto" w:fill="ECECEC"/>
           </w:tcPr>
           <w:p>
@@ -493,7 +493,7 @@
         </w:tc>
         <w:tc>
           <w:tcPr>
-            <w:tcW w:w="2659" w:type="dxa"/>
+            <w:tcW w:w="2901" w:type="dxa"/>
             <w:shd w:val="clear" w:color="auto" w:fill="ECECEC"/>
           </w:tcPr>
           <w:p>
@@ -514,7 +514,7 @@
       <w:tr>
         <w:tc>
           <w:tcPr>
-            <w:tcW w:w="3080" w:type="dxa"/>
+            <w:tcW w:w="3051" w:type="dxa"/>
           </w:tcPr>
           <w:p>
             <w:pPr>
@@ -538,7 +538,7 @@
         </w:tc>
         <w:tc>
           <w:tcPr>
-            <w:tcW w:w="3891" w:type="dxa"/>
+            <w:tcW w:w="3679" w:type="dxa"/>
           </w:tcPr>
           <w:p>
             <w:pPr>
@@ -555,7 +555,7 @@
         </w:tc>
         <w:tc>
           <w:tcPr>
-            <w:tcW w:w="2659" w:type="dxa"/>
+            <w:tcW w:w="2901" w:type="dxa"/>
           </w:tcPr>
           <w:p>
             <w:pPr>
@@ -574,7 +574,7 @@
       <w:tr>
         <w:tc>
           <w:tcPr>
-            <w:tcW w:w="3080" w:type="dxa"/>
+            <w:tcW w:w="3051" w:type="dxa"/>
           </w:tcPr>
           <w:p>
             <w:pPr>
@@ -598,7 +598,7 @@
         </w:tc>
         <w:tc>
           <w:tcPr>
-            <w:tcW w:w="3891" w:type="dxa"/>
+            <w:tcW w:w="3679" w:type="dxa"/>
           </w:tcPr>
           <w:p>
             <w:pPr>
@@ -615,7 +615,7 @@
         </w:tc>
         <w:tc>
           <w:tcPr>
-            <w:tcW w:w="2659" w:type="dxa"/>
+            <w:tcW w:w="2901" w:type="dxa"/>
           </w:tcPr>
           <w:p>
             <w:pPr>
@@ -687,9 +687,9 @@
         <w:tblLook w:firstColumn="1" w:firstRow="1" w:lastColumn="0" w:lastRow="0" w:noHBand="0" w:noVBand="1" w:val="04A0"/>
       </w:tblPr>
       <w:tblGrid>
-        <w:gridCol w:w="3085"/>
-        <w:gridCol w:w="2524"/>
-        <w:gridCol w:w="4021"/>
+        <w:gridCol w:w="3047"/>
+        <w:gridCol w:w="2924"/>
+        <w:gridCol w:w="3659"/>
       </w:tblGrid>
       <w:tr>
         <w:trPr>
@@ -698,7 +698,7 @@
         </w:trPr>
         <w:tc>
           <w:tcPr>
-            <w:tcW w:w="3085" w:type="dxa"/>
+            <w:tcW w:w="3047" w:type="dxa"/>
             <w:shd w:val="clear" w:color="auto" w:fill="ECECEC"/>
           </w:tcPr>
           <w:p>
@@ -717,7 +717,7 @@
         </w:tc>
         <w:tc>
           <w:tcPr>
-            <w:tcW w:w="2524" w:type="dxa"/>
+            <w:tcW w:w="2924" w:type="dxa"/>
             <w:shd w:val="clear" w:color="auto" w:fill="ECECEC"/>
           </w:tcPr>
           <w:p>
@@ -736,7 +736,7 @@
         </w:tc>
         <w:tc>
           <w:tcPr>
-            <w:tcW w:w="4021" w:type="dxa"/>
+            <w:tcW w:w="3659" w:type="dxa"/>
             <w:shd w:val="clear" w:color="auto" w:fill="ECECEC"/>
           </w:tcPr>
           <w:p>
@@ -757,7 +757,7 @@
       <w:tr>
         <w:tc>
           <w:tcPr>
-            <w:tcW w:w="3085" w:type="dxa"/>
+            <w:tcW w:w="3047" w:type="dxa"/>
           </w:tcPr>
           <w:p>
             <w:pPr>
@@ -774,7 +774,7 @@
         </w:tc>
         <w:tc>
           <w:tcPr>
-            <w:tcW w:w="2524" w:type="dxa"/>
+            <w:tcW w:w="2924" w:type="dxa"/>
           </w:tcPr>
           <w:p>
             <w:pPr>
@@ -791,7 +791,7 @@
         </w:tc>
         <w:tc>
           <w:tcPr>
-            <w:tcW w:w="4021" w:type="dxa"/>
+            <w:tcW w:w="3659" w:type="dxa"/>
           </w:tcPr>
           <w:p>
             <w:pPr>
@@ -810,7 +810,7 @@
       <w:tr>
         <w:tc>
           <w:tcPr>
-            <w:tcW w:w="3085" w:type="dxa"/>
+            <w:tcW w:w="3047" w:type="dxa"/>
           </w:tcPr>
           <w:p>
             <w:pPr>
@@ -827,7 +827,7 @@
         </w:tc>
         <w:tc>
           <w:tcPr>
-            <w:tcW w:w="2524" w:type="dxa"/>
+            <w:tcW w:w="2924" w:type="dxa"/>
           </w:tcPr>
           <w:p>
             <w:pPr>
@@ -844,7 +844,7 @@
         </w:tc>
         <w:tc>
           <w:tcPr>
-            <w:tcW w:w="4021" w:type="dxa"/>
+            <w:tcW w:w="3659" w:type="dxa"/>
           </w:tcPr>
           <w:p>
             <w:pPr>
@@ -863,7 +863,7 @@
       <w:tr>
         <w:tc>
           <w:tcPr>
-            <w:tcW w:w="3085" w:type="dxa"/>
+            <w:tcW w:w="3047" w:type="dxa"/>
           </w:tcPr>
           <w:p>
             <w:pPr>
@@ -880,7 +880,7 @@
         </w:tc>
         <w:tc>
           <w:tcPr>
-            <w:tcW w:w="2524" w:type="dxa"/>
+            <w:tcW w:w="2924" w:type="dxa"/>
           </w:tcPr>
           <w:p>
             <w:pPr>
@@ -897,7 +897,7 @@
         </w:tc>
         <w:tc>
           <w:tcPr>
-            <w:tcW w:w="4021" w:type="dxa"/>
+            <w:tcW w:w="3659" w:type="dxa"/>
           </w:tcPr>
           <w:p>
             <w:pPr>
@@ -916,7 +916,7 @@
       <w:tr>
         <w:tc>
           <w:tcPr>
-            <w:tcW w:w="3085" w:type="dxa"/>
+            <w:tcW w:w="3047" w:type="dxa"/>
           </w:tcPr>
           <w:p>
             <w:pPr>
@@ -933,7 +933,7 @@
         </w:tc>
         <w:tc>
           <w:tcPr>
-            <w:tcW w:w="2524" w:type="dxa"/>
+            <w:tcW w:w="2924" w:type="dxa"/>
           </w:tcPr>
           <w:p>
             <w:pPr>
@@ -950,7 +950,7 @@
         </w:tc>
         <w:tc>
           <w:tcPr>
-            <w:tcW w:w="4021" w:type="dxa"/>
+            <w:tcW w:w="3659" w:type="dxa"/>
           </w:tcPr>
           <w:p>
             <w:pPr>
@@ -969,7 +969,7 @@
       <w:tr>
         <w:tc>
           <w:tcPr>
-            <w:tcW w:w="3085" w:type="dxa"/>
+            <w:tcW w:w="3047" w:type="dxa"/>
           </w:tcPr>
           <w:p>
             <w:pPr>
@@ -986,7 +986,7 @@
         </w:tc>
         <w:tc>
           <w:tcPr>
-            <w:tcW w:w="2524" w:type="dxa"/>
+            <w:tcW w:w="2924" w:type="dxa"/>
           </w:tcPr>
           <w:p>
             <w:pPr>
@@ -1003,7 +1003,7 @@
         </w:tc>
         <w:tc>
           <w:tcPr>
-            <w:tcW w:w="4021" w:type="dxa"/>
+            <w:tcW w:w="3659" w:type="dxa"/>
           </w:tcPr>
           <w:p>
             <w:pPr>
@@ -1195,8 +1195,8 @@
         <w:tblLook w:firstColumn="1" w:firstRow="1" w:lastColumn="0" w:lastRow="0" w:noHBand="0" w:noVBand="1" w:val="04A0"/>
       </w:tblPr>
       <w:tblGrid>
-        <w:gridCol w:w="3590"/>
-        <w:gridCol w:w="6041"/>
+        <w:gridCol w:w="3780"/>
+        <w:gridCol w:w="5851"/>
       </w:tblGrid>
       <w:tr>
         <w:trPr>
@@ -1205,7 +1205,7 @@
         </w:trPr>
         <w:tc>
           <w:tcPr>
-            <w:tcW w:w="3590" w:type="dxa"/>
+            <w:tcW w:w="3780" w:type="dxa"/>
             <w:shd w:val="clear" w:color="auto" w:fill="ECECEC"/>
           </w:tcPr>
           <w:p>
@@ -1224,7 +1224,7 @@
         </w:tc>
         <w:tc>
           <w:tcPr>
-            <w:tcW w:w="6041" w:type="dxa"/>
+            <w:tcW w:w="5851" w:type="dxa"/>
             <w:shd w:val="clear" w:color="auto" w:fill="ECECEC"/>
           </w:tcPr>
           <w:p>
@@ -1245,7 +1245,7 @@
       <w:tr>
         <w:tc>
           <w:tcPr>
-            <w:tcW w:w="3590" w:type="dxa"/>
+            <w:tcW w:w="3780" w:type="dxa"/>
           </w:tcPr>
           <w:p>
             <w:pPr>
@@ -1262,7 +1262,7 @@
         </w:tc>
         <w:tc>
           <w:tcPr>
-            <w:tcW w:w="6041" w:type="dxa"/>
+            <w:tcW w:w="5851" w:type="dxa"/>
           </w:tcPr>
           <w:p>
             <w:pPr>
@@ -1281,7 +1281,7 @@
       <w:tr>
         <w:tc>
           <w:tcPr>
-            <w:tcW w:w="3590" w:type="dxa"/>
+            <w:tcW w:w="3780" w:type="dxa"/>
           </w:tcPr>
           <w:p>
             <w:pPr>
@@ -1298,7 +1298,7 @@
         </w:tc>
         <w:tc>
           <w:tcPr>
-            <w:tcW w:w="6041" w:type="dxa"/>
+            <w:tcW w:w="5851" w:type="dxa"/>
           </w:tcPr>
           <w:p>
             <w:pPr>
@@ -1317,7 +1317,7 @@
       <w:tr>
         <w:tc>
           <w:tcPr>
-            <w:tcW w:w="3590" w:type="dxa"/>
+            <w:tcW w:w="3780" w:type="dxa"/>
           </w:tcPr>
           <w:p>
             <w:pPr>
@@ -1334,7 +1334,7 @@
         </w:tc>
         <w:tc>
           <w:tcPr>
-            <w:tcW w:w="6041" w:type="dxa"/>
+            <w:tcW w:w="5851" w:type="dxa"/>
           </w:tcPr>
           <w:p>
             <w:pPr>
@@ -1353,7 +1353,7 @@
       <w:tr>
         <w:tc>
           <w:tcPr>
-            <w:tcW w:w="3590" w:type="dxa"/>
+            <w:tcW w:w="3780" w:type="dxa"/>
           </w:tcPr>
           <w:p>
             <w:pPr>
@@ -1370,7 +1370,7 @@
         </w:tc>
         <w:tc>
           <w:tcPr>
-            <w:tcW w:w="6041" w:type="dxa"/>
+            <w:tcW w:w="5851" w:type="dxa"/>
           </w:tcPr>
           <w:p>
             <w:pPr>
@@ -1389,7 +1389,7 @@
       <w:tr>
         <w:tc>
           <w:tcPr>
-            <w:tcW w:w="3590" w:type="dxa"/>
+            <w:tcW w:w="3780" w:type="dxa"/>
           </w:tcPr>
           <w:p>
             <w:pPr>
@@ -1406,7 +1406,7 @@
         </w:tc>
         <w:tc>
           <w:tcPr>
-            <w:tcW w:w="6041" w:type="dxa"/>
+            <w:tcW w:w="5851" w:type="dxa"/>
           </w:tcPr>
           <w:p>
             <w:pPr>
@@ -1425,7 +1425,7 @@
       <w:tr>
         <w:tc>
           <w:tcPr>
-            <w:tcW w:w="3590" w:type="dxa"/>
+            <w:tcW w:w="3780" w:type="dxa"/>
           </w:tcPr>
           <w:p>
             <w:pPr>
@@ -1442,7 +1442,7 @@
         </w:tc>
         <w:tc>
           <w:tcPr>
-            <w:tcW w:w="6041" w:type="dxa"/>
+            <w:tcW w:w="5851" w:type="dxa"/>
           </w:tcPr>
           <w:p>
             <w:pPr>
@@ -1461,7 +1461,7 @@
       <w:tr>
         <w:tc>
           <w:tcPr>
-            <w:tcW w:w="3590" w:type="dxa"/>
+            <w:tcW w:w="3780" w:type="dxa"/>
           </w:tcPr>
           <w:p>
             <w:pPr>
@@ -1478,7 +1478,7 @@
         </w:tc>
         <w:tc>
           <w:tcPr>
-            <w:tcW w:w="6041" w:type="dxa"/>
+            <w:tcW w:w="5851" w:type="dxa"/>
           </w:tcPr>
           <w:p>
             <w:pPr>
@@ -1554,10 +1554,10 @@
         <w:tblLook w:firstColumn="1" w:firstRow="1" w:lastColumn="0" w:lastRow="0" w:noHBand="0" w:noVBand="1" w:val="04A0"/>
       </w:tblPr>
       <w:tblGrid>
-        <w:gridCol w:w="1797"/>
-        <w:gridCol w:w="860"/>
-        <w:gridCol w:w="3541"/>
-        <w:gridCol w:w="3432"/>
+        <w:gridCol w:w="2039"/>
+        <w:gridCol w:w="1143"/>
+        <w:gridCol w:w="3200"/>
+        <w:gridCol w:w="3249"/>
       </w:tblGrid>
       <w:tr>
         <w:trPr>
@@ -1566,7 +1566,7 @@
         </w:trPr>
         <w:tc>
           <w:tcPr>
-            <w:tcW w:w="1797" w:type="dxa"/>
+            <w:tcW w:w="2039" w:type="dxa"/>
             <w:shd w:val="clear" w:color="auto" w:fill="ECECEC"/>
           </w:tcPr>
           <w:p>
@@ -1585,7 +1585,7 @@
         </w:tc>
         <w:tc>
           <w:tcPr>
-            <w:tcW w:w="860" w:type="dxa"/>
+            <w:tcW w:w="1143" w:type="dxa"/>
             <w:shd w:val="clear" w:color="auto" w:fill="ECECEC"/>
           </w:tcPr>
           <w:p>
@@ -1604,7 +1604,7 @@
         </w:tc>
         <w:tc>
           <w:tcPr>
-            <w:tcW w:w="3541" w:type="dxa"/>
+            <w:tcW w:w="3200" w:type="dxa"/>
             <w:shd w:val="clear" w:color="auto" w:fill="ECECEC"/>
           </w:tcPr>
           <w:p>
@@ -1623,7 +1623,7 @@
         </w:tc>
         <w:tc>
           <w:tcPr>
-            <w:tcW w:w="3432" w:type="dxa"/>
+            <w:tcW w:w="3249" w:type="dxa"/>
             <w:shd w:val="clear" w:color="auto" w:fill="ECECEC"/>
           </w:tcPr>
           <w:p>
@@ -1644,7 +1644,7 @@
       <w:tr>
         <w:tc>
           <w:tcPr>
-            <w:tcW w:w="1797" w:type="dxa"/>
+            <w:tcW w:w="2039" w:type="dxa"/>
           </w:tcPr>
           <w:p>
             <w:pPr>
@@ -1661,7 +1661,7 @@
         </w:tc>
         <w:tc>
           <w:tcPr>
-            <w:tcW w:w="860" w:type="dxa"/>
+            <w:tcW w:w="1143" w:type="dxa"/>
           </w:tcPr>
           <w:p>
             <w:pPr>
@@ -1678,7 +1678,7 @@
         </w:tc>
         <w:tc>
           <w:tcPr>
-            <w:tcW w:w="3541" w:type="dxa"/>
+            <w:tcW w:w="3200" w:type="dxa"/>
           </w:tcPr>
           <w:p>
             <w:pPr>
@@ -1695,7 +1695,7 @@
         </w:tc>
         <w:tc>
           <w:tcPr>
-            <w:tcW w:w="3432" w:type="dxa"/>
+            <w:tcW w:w="3249" w:type="dxa"/>
           </w:tcPr>
           <w:p>
             <w:pPr>
@@ -1714,7 +1714,7 @@
       <w:tr>
         <w:tc>
           <w:tcPr>
-            <w:tcW w:w="1797" w:type="dxa"/>
+            <w:tcW w:w="2039" w:type="dxa"/>
           </w:tcPr>
           <w:p>
             <w:pPr>
@@ -1731,7 +1731,7 @@
         </w:tc>
         <w:tc>
           <w:tcPr>
-            <w:tcW w:w="860" w:type="dxa"/>
+            <w:tcW w:w="1143" w:type="dxa"/>
           </w:tcPr>
           <w:p>
             <w:pPr>
@@ -1748,7 +1748,7 @@
         </w:tc>
         <w:tc>
           <w:tcPr>
-            <w:tcW w:w="3541" w:type="dxa"/>
+            <w:tcW w:w="3200" w:type="dxa"/>
           </w:tcPr>
           <w:p>
             <w:pPr>
@@ -1765,7 +1765,7 @@
         </w:tc>
         <w:tc>
           <w:tcPr>
-            <w:tcW w:w="3432" w:type="dxa"/>
+            <w:tcW w:w="3249" w:type="dxa"/>
           </w:tcPr>
           <w:p>
             <w:pPr>
@@ -1784,7 +1784,7 @@
       <w:tr>
         <w:tc>
           <w:tcPr>
-            <w:tcW w:w="1797" w:type="dxa"/>
+            <w:tcW w:w="2039" w:type="dxa"/>
           </w:tcPr>
           <w:p>
             <w:pPr>
@@ -1801,7 +1801,7 @@
         </w:tc>
         <w:tc>
           <w:tcPr>
-            <w:tcW w:w="860" w:type="dxa"/>
+            <w:tcW w:w="1143" w:type="dxa"/>
           </w:tcPr>
           <w:p>
             <w:pPr>
@@ -1818,7 +1818,7 @@
         </w:tc>
         <w:tc>
           <w:tcPr>
-            <w:tcW w:w="3541" w:type="dxa"/>
+            <w:tcW w:w="3200" w:type="dxa"/>
           </w:tcPr>
           <w:p>
             <w:pPr>
@@ -1835,7 +1835,7 @@
         </w:tc>
         <w:tc>
           <w:tcPr>
-            <w:tcW w:w="3432" w:type="dxa"/>
+            <w:tcW w:w="3249" w:type="dxa"/>
           </w:tcPr>
           <w:p>
             <w:pPr>
@@ -1854,7 +1854,7 @@
       <w:tr>
         <w:tc>
           <w:tcPr>
-            <w:tcW w:w="1797" w:type="dxa"/>
+            <w:tcW w:w="2039" w:type="dxa"/>
           </w:tcPr>
           <w:p>
             <w:pPr>
@@ -1871,7 +1871,7 @@
         </w:tc>
         <w:tc>
           <w:tcPr>
-            <w:tcW w:w="860" w:type="dxa"/>
+            <w:tcW w:w="1143" w:type="dxa"/>
           </w:tcPr>
           <w:p>
             <w:pPr>
@@ -1888,7 +1888,7 @@
         </w:tc>
         <w:tc>
           <w:tcPr>
-            <w:tcW w:w="3541" w:type="dxa"/>
+            <w:tcW w:w="3200" w:type="dxa"/>
           </w:tcPr>
           <w:p>
             <w:pPr>
@@ -1905,7 +1905,7 @@
         </w:tc>
         <w:tc>
           <w:tcPr>
-            <w:tcW w:w="3432" w:type="dxa"/>
+            <w:tcW w:w="3249" w:type="dxa"/>
           </w:tcPr>
           <w:p>
             <w:pPr>
@@ -1960,8 +1960,8 @@
         <w:tblLook w:firstColumn="1" w:firstRow="1" w:lastColumn="0" w:lastRow="0" w:noHBand="0" w:noVBand="1" w:val="04A0"/>
       </w:tblPr>
       <w:tblGrid>
-        <w:gridCol w:w="8357"/>
-        <w:gridCol w:w="1274"/>
+        <w:gridCol w:w="7953"/>
+        <w:gridCol w:w="1678"/>
       </w:tblGrid>
       <w:tr>
         <w:trPr>
@@ -1970,7 +1970,7 @@
         </w:trPr>
         <w:tc>
           <w:tcPr>
-            <w:tcW w:w="8357" w:type="dxa"/>
+            <w:tcW w:w="7953" w:type="dxa"/>
             <w:shd w:val="clear" w:color="auto" w:fill="ECECEC"/>
           </w:tcPr>
           <w:p>
@@ -1989,7 +1989,7 @@
         </w:tc>
         <w:tc>
           <w:tcPr>
-            <w:tcW w:w="1274" w:type="dxa"/>
+            <w:tcW w:w="1678" w:type="dxa"/>
             <w:shd w:val="clear" w:color="auto" w:fill="ECECEC"/>
           </w:tcPr>
           <w:p>
@@ -2010,7 +2010,7 @@
       <w:tr>
         <w:tc>
           <w:tcPr>
-            <w:tcW w:w="8357" w:type="dxa"/>
+            <w:tcW w:w="7953" w:type="dxa"/>
           </w:tcPr>
           <w:p>
             <w:pPr>
@@ -2027,7 +2027,7 @@
         </w:tc>
         <w:tc>
           <w:tcPr>
-            <w:tcW w:w="1274" w:type="dxa"/>
+            <w:tcW w:w="1678" w:type="dxa"/>
           </w:tcPr>
           <w:p>
             <w:pPr>
@@ -2040,7 +2040,7 @@
       <w:tr>
         <w:tc>
           <w:tcPr>
-            <w:tcW w:w="8357" w:type="dxa"/>
+            <w:tcW w:w="7953" w:type="dxa"/>
           </w:tcPr>
           <w:p>
             <w:pPr>
@@ -2057,7 +2057,7 @@
         </w:tc>
         <w:tc>
           <w:tcPr>
-            <w:tcW w:w="1274" w:type="dxa"/>
+            <w:tcW w:w="1678" w:type="dxa"/>
           </w:tcPr>
           <w:p>
             <w:pPr>
@@ -2070,7 +2070,7 @@
       <w:tr>
         <w:tc>
           <w:tcPr>
-            <w:tcW w:w="8357" w:type="dxa"/>
+            <w:tcW w:w="7953" w:type="dxa"/>
           </w:tcPr>
           <w:p>
             <w:pPr>
@@ -2087,7 +2087,7 @@
         </w:tc>
         <w:tc>
           <w:tcPr>
-            <w:tcW w:w="1274" w:type="dxa"/>
+            <w:tcW w:w="1678" w:type="dxa"/>
           </w:tcPr>
           <w:p>
             <w:pPr>
@@ -2100,7 +2100,7 @@
       <w:tr>
         <w:tc>
           <w:tcPr>
-            <w:tcW w:w="8357" w:type="dxa"/>
+            <w:tcW w:w="7953" w:type="dxa"/>
           </w:tcPr>
           <w:p>
             <w:pPr>
@@ -2117,7 +2117,7 @@
         </w:tc>
         <w:tc>
           <w:tcPr>
-            <w:tcW w:w="1274" w:type="dxa"/>
+            <w:tcW w:w="1678" w:type="dxa"/>
           </w:tcPr>
           <w:p>
             <w:pPr>
@@ -2130,7 +2130,7 @@
       <w:tr>
         <w:tc>
           <w:tcPr>
-            <w:tcW w:w="8357" w:type="dxa"/>
+            <w:tcW w:w="7953" w:type="dxa"/>
           </w:tcPr>
           <w:p>
             <w:pPr>
@@ -2147,7 +2147,7 @@
         </w:tc>
         <w:tc>
           <w:tcPr>
-            <w:tcW w:w="1274" w:type="dxa"/>
+            <w:tcW w:w="1678" w:type="dxa"/>
           </w:tcPr>
           <w:p>
             <w:pPr>
@@ -2160,7 +2160,7 @@
       <w:tr>
         <w:tc>
           <w:tcPr>
-            <w:tcW w:w="8357" w:type="dxa"/>
+            <w:tcW w:w="7953" w:type="dxa"/>
           </w:tcPr>
           <w:p>
             <w:pPr>
@@ -2177,7 +2177,7 @@
         </w:tc>
         <w:tc>
           <w:tcPr>
-            <w:tcW w:w="1274" w:type="dxa"/>
+            <w:tcW w:w="1678" w:type="dxa"/>
           </w:tcPr>
           <w:p>
             <w:pPr>
@@ -2190,7 +2190,7 @@
       <w:tr>
         <w:tc>
           <w:tcPr>
-            <w:tcW w:w="8357" w:type="dxa"/>
+            <w:tcW w:w="7953" w:type="dxa"/>
           </w:tcPr>
           <w:p>
             <w:pPr>
@@ -2207,7 +2207,7 @@
         </w:tc>
         <w:tc>
           <w:tcPr>
-            <w:tcW w:w="1274" w:type="dxa"/>
+            <w:tcW w:w="1678" w:type="dxa"/>
           </w:tcPr>
           <w:p>
             <w:pPr>
@@ -2220,7 +2220,7 @@
       <w:tr>
         <w:tc>
           <w:tcPr>
-            <w:tcW w:w="8357" w:type="dxa"/>
+            <w:tcW w:w="7953" w:type="dxa"/>
           </w:tcPr>
           <w:p>
             <w:pPr>
@@ -2237,7 +2237,7 @@
         </w:tc>
         <w:tc>
           <w:tcPr>
-            <w:tcW w:w="1274" w:type="dxa"/>
+            <w:tcW w:w="1678" w:type="dxa"/>
           </w:tcPr>
           <w:p>
             <w:pPr>
@@ -2250,7 +2250,7 @@
       <w:tr>
         <w:tc>
           <w:tcPr>
-            <w:tcW w:w="8357" w:type="dxa"/>
+            <w:tcW w:w="7953" w:type="dxa"/>
           </w:tcPr>
           <w:p>
             <w:pPr>
@@ -2267,7 +2267,7 @@
         </w:tc>
         <w:tc>
           <w:tcPr>
-            <w:tcW w:w="1274" w:type="dxa"/>
+            <w:tcW w:w="1678" w:type="dxa"/>
           </w:tcPr>
           <w:p>
             <w:pPr>
@@ -2484,8 +2484,8 @@
         <w:tblLook w:firstColumn="1" w:firstRow="1" w:lastColumn="0" w:lastRow="0" w:noHBand="0" w:noVBand="1" w:val="04A0"/>
       </w:tblPr>
       <w:tblGrid>
-        <w:gridCol w:w="865"/>
-        <w:gridCol w:w="8766"/>
+        <w:gridCol w:w="763"/>
+        <w:gridCol w:w="8868"/>
       </w:tblGrid>
       <w:tr>
         <w:trPr>
@@ -2494,7 +2494,7 @@
         </w:trPr>
         <w:tc>
           <w:tcPr>
-            <w:tcW w:w="865" w:type="dxa"/>
+            <w:tcW w:w="763" w:type="dxa"/>
             <w:shd w:val="clear" w:color="auto" w:fill="ECECEC"/>
           </w:tcPr>
           <w:p>
@@ -2513,7 +2513,7 @@
         </w:tc>
         <w:tc>
           <w:tcPr>
-            <w:tcW w:w="8766" w:type="dxa"/>
+            <w:tcW w:w="8868" w:type="dxa"/>
             <w:shd w:val="clear" w:color="auto" w:fill="ECECEC"/>
           </w:tcPr>
           <w:p>
@@ -2534,7 +2534,7 @@
       <w:tr>
         <w:tc>
           <w:tcPr>
-            <w:tcW w:w="865" w:type="dxa"/>
+            <w:tcW w:w="763" w:type="dxa"/>
           </w:tcPr>
           <w:p>
             <w:pPr>
@@ -2551,7 +2551,7 @@
         </w:tc>
         <w:tc>
           <w:tcPr>
-            <w:tcW w:w="8766" w:type="dxa"/>
+            <w:tcW w:w="8868" w:type="dxa"/>
           </w:tcPr>
           <w:p>
             <w:pPr>
@@ -2570,7 +2570,7 @@
       <w:tr>
         <w:tc>
           <w:tcPr>
-            <w:tcW w:w="865" w:type="dxa"/>
+            <w:tcW w:w="763" w:type="dxa"/>
           </w:tcPr>
           <w:p>
             <w:pPr>
@@ -2587,7 +2587,7 @@
         </w:tc>
         <w:tc>
           <w:tcPr>
-            <w:tcW w:w="8766" w:type="dxa"/>
+            <w:tcW w:w="8868" w:type="dxa"/>
           </w:tcPr>
           <w:p>
             <w:pPr>
@@ -2606,7 +2606,7 @@
       <w:tr>
         <w:tc>
           <w:tcPr>
-            <w:tcW w:w="865" w:type="dxa"/>
+            <w:tcW w:w="763" w:type="dxa"/>
           </w:tcPr>
           <w:p>
             <w:pPr>
@@ -2623,7 +2623,7 @@
         </w:tc>
         <w:tc>
           <w:tcPr>
-            <w:tcW w:w="8766" w:type="dxa"/>
+            <w:tcW w:w="8868" w:type="dxa"/>
           </w:tcPr>
           <w:p>
             <w:pPr>
@@ -2642,7 +2642,7 @@
       <w:tr>
         <w:tc>
           <w:tcPr>
-            <w:tcW w:w="865" w:type="dxa"/>
+            <w:tcW w:w="763" w:type="dxa"/>
           </w:tcPr>
           <w:p>
             <w:pPr>
@@ -2659,7 +2659,7 @@
         </w:tc>
         <w:tc>
           <w:tcPr>
-            <w:tcW w:w="8766" w:type="dxa"/>
+            <w:tcW w:w="8868" w:type="dxa"/>
           </w:tcPr>
           <w:p>
             <w:pPr>
@@ -2678,7 +2678,7 @@
       <w:tr>
         <w:tc>
           <w:tcPr>
-            <w:tcW w:w="865" w:type="dxa"/>
+            <w:tcW w:w="763" w:type="dxa"/>
           </w:tcPr>
           <w:p>
             <w:pPr>
@@ -2695,7 +2695,7 @@
         </w:tc>
         <w:tc>
           <w:tcPr>
-            <w:tcW w:w="8766" w:type="dxa"/>
+            <w:tcW w:w="8868" w:type="dxa"/>
           </w:tcPr>
           <w:p>
             <w:pPr>
@@ -2714,7 +2714,7 @@
       <w:tr>
         <w:tc>
           <w:tcPr>
-            <w:tcW w:w="865" w:type="dxa"/>
+            <w:tcW w:w="763" w:type="dxa"/>
           </w:tcPr>
           <w:p>
             <w:pPr>
@@ -2731,7 +2731,7 @@
         </w:tc>
         <w:tc>
           <w:tcPr>
-            <w:tcW w:w="8766" w:type="dxa"/>
+            <w:tcW w:w="8868" w:type="dxa"/>
           </w:tcPr>
           <w:p>
             <w:pPr>
@@ -2750,7 +2750,7 @@
       <w:tr>
         <w:tc>
           <w:tcPr>
-            <w:tcW w:w="865" w:type="dxa"/>
+            <w:tcW w:w="763" w:type="dxa"/>
           </w:tcPr>
           <w:p>
             <w:pPr>
@@ -2767,7 +2767,7 @@
         </w:tc>
         <w:tc>
           <w:tcPr>
-            <w:tcW w:w="8766" w:type="dxa"/>
+            <w:tcW w:w="8868" w:type="dxa"/>
           </w:tcPr>
           <w:p>
             <w:pPr>
